--- a/templates/HQE_cambio_diaria.docx
+++ b/templates/HQE_cambio_diaria.docx
@@ -30,13 +30,23 @@
         </w:rPr>
         <w:t xml:space="preserve">                         </w:t>
       </w:r>
-      <w:r>
-        <w:rPr>
-          <w:rFonts w:ascii="Bookman Old Style" w:hAnsi="Bookman Old Style"/>
-          <w:sz w:val="22"/>
-          <w:szCs w:val="22"/>
-        </w:rPr>
-        <w:t>Gent.le Sig.</w:t>
+      <w:proofErr w:type="spellStart"/>
+      <w:r>
+        <w:rPr>
+          <w:rFonts w:ascii="Bookman Old Style" w:hAnsi="Bookman Old Style"/>
+          <w:sz w:val="22"/>
+          <w:szCs w:val="22"/>
+        </w:rPr>
+        <w:t>Gent.le</w:t>
+      </w:r>
+      <w:proofErr w:type="spellEnd"/>
+      <w:r>
+        <w:rPr>
+          <w:rFonts w:ascii="Bookman Old Style" w:hAnsi="Bookman Old Style"/>
+          <w:sz w:val="22"/>
+          <w:szCs w:val="22"/>
+        </w:rPr>
+        <w:t xml:space="preserve"> Sig.</w:t>
       </w:r>
       <w:r>
         <w:rPr>
@@ -64,7 +74,7 @@
           <w:sz w:val="22"/>
           <w:szCs w:val="22"/>
         </w:rPr>
-        <w:t xml:space="preserve">                        </w:t>
+        <w:t xml:space="preserve">                       </w:t>
       </w:r>
       <w:r>
         <w:rPr>
@@ -72,9 +82,27 @@
           <w:b/>
           <w:sz w:val="22"/>
           <w:szCs w:val="22"/>
+        </w:rPr>
+        <w:t>{{</w:t>
+      </w:r>
+      <w:r>
+        <w:rPr>
+          <w:rFonts w:ascii="Bookman Old Style" w:hAnsi="Bookman Old Style"/>
+          <w:b/>
+          <w:sz w:val="22"/>
+          <w:szCs w:val="22"/>
           <w:highlight w:val="yellow"/>
         </w:rPr>
         <w:t>BAGGIO ROBERTO</w:t>
+      </w:r>
+      <w:r>
+        <w:rPr>
+          <w:rFonts w:ascii="Bookman Old Style" w:hAnsi="Bookman Old Style"/>
+          <w:b/>
+          <w:sz w:val="22"/>
+          <w:szCs w:val="22"/>
+        </w:rPr>
+        <w:t>}}</w:t>
       </w:r>
       <w:r>
         <w:rPr>
@@ -134,6 +162,14 @@
           <w:rFonts w:ascii="Bookman Old Style" w:hAnsi="Bookman Old Style"/>
           <w:sz w:val="22"/>
           <w:szCs w:val="22"/>
+        </w:rPr>
+        <w:t>{{</w:t>
+      </w:r>
+      <w:r>
+        <w:rPr>
+          <w:rFonts w:ascii="Bookman Old Style" w:hAnsi="Bookman Old Style"/>
+          <w:sz w:val="22"/>
+          <w:szCs w:val="22"/>
           <w:highlight w:val="yellow"/>
         </w:rPr>
         <w:t>24</w:t>
@@ -146,6 +182,14 @@
           <w:highlight w:val="yellow"/>
         </w:rPr>
         <w:t>.04.2026</w:t>
+      </w:r>
+      <w:r>
+        <w:rPr>
+          <w:rFonts w:ascii="Bookman Old Style" w:hAnsi="Bookman Old Style"/>
+          <w:sz w:val="22"/>
+          <w:szCs w:val="22"/>
+        </w:rPr>
+        <w:t>}}</w:t>
       </w:r>
     </w:p>
     <w:p>
@@ -228,9 +272,25 @@
           <w:rFonts w:ascii="Bookman Old Style" w:hAnsi="Bookman Old Style"/>
           <w:sz w:val="22"/>
           <w:szCs w:val="22"/>
+        </w:rPr>
+        <w:t>{{</w:t>
+      </w:r>
+      <w:r>
+        <w:rPr>
+          <w:rFonts w:ascii="Bookman Old Style" w:hAnsi="Bookman Old Style"/>
+          <w:sz w:val="22"/>
+          <w:szCs w:val="22"/>
           <w:highlight w:val="yellow"/>
         </w:rPr>
         <w:t>€ a €</w:t>
+      </w:r>
+      <w:r>
+        <w:rPr>
+          <w:rFonts w:ascii="Bookman Old Style" w:hAnsi="Bookman Old Style"/>
+          <w:sz w:val="22"/>
+          <w:szCs w:val="22"/>
+        </w:rPr>
+        <w:t>}}</w:t>
       </w:r>
       <w:r>
         <w:rPr>
@@ -275,6 +335,14 @@
           <w:rFonts w:ascii="Bookman Old Style" w:hAnsi="Bookman Old Style"/>
           <w:sz w:val="22"/>
           <w:szCs w:val="22"/>
+        </w:rPr>
+        <w:t>{{</w:t>
+      </w:r>
+      <w:r>
+        <w:rPr>
+          <w:rFonts w:ascii="Bookman Old Style" w:hAnsi="Bookman Old Style"/>
+          <w:sz w:val="22"/>
+          <w:szCs w:val="22"/>
           <w:highlight w:val="yellow"/>
         </w:rPr>
         <w:t xml:space="preserve">01 </w:t>
@@ -295,7 +363,23 @@
           <w:szCs w:val="22"/>
           <w:highlight w:val="yellow"/>
         </w:rPr>
-        <w:t xml:space="preserve"> 2026.</w:t>
+        <w:t xml:space="preserve"> 2026</w:t>
+      </w:r>
+      <w:r>
+        <w:rPr>
+          <w:rFonts w:ascii="Bookman Old Style" w:hAnsi="Bookman Old Style"/>
+          <w:sz w:val="22"/>
+          <w:szCs w:val="22"/>
+        </w:rPr>
+        <w:t>}}</w:t>
+      </w:r>
+      <w:r>
+        <w:rPr>
+          <w:rFonts w:ascii="Bookman Old Style" w:hAnsi="Bookman Old Style"/>
+          <w:sz w:val="22"/>
+          <w:szCs w:val="22"/>
+        </w:rPr>
+        <w:t>.</w:t>
       </w:r>
     </w:p>
     <w:p>
@@ -359,13 +443,23 @@
           <w:szCs w:val="22"/>
         </w:rPr>
       </w:pPr>
-      <w:r>
-        <w:rPr>
-          <w:rFonts w:ascii="Bookman Old Style" w:hAnsi="Bookman Old Style"/>
-          <w:sz w:val="22"/>
-          <w:szCs w:val="22"/>
-        </w:rPr>
-        <w:t xml:space="preserve">Nell’augurarLe una proficua e reciproca collaborazione, La preghiamo di renderci copia della presente firmata in segno di benestare ed accettazione. </w:t>
+      <w:proofErr w:type="spellStart"/>
+      <w:r>
+        <w:rPr>
+          <w:rFonts w:ascii="Bookman Old Style" w:hAnsi="Bookman Old Style"/>
+          <w:sz w:val="22"/>
+          <w:szCs w:val="22"/>
+        </w:rPr>
+        <w:t>Nell’augurarLe</w:t>
+      </w:r>
+      <w:proofErr w:type="spellEnd"/>
+      <w:r>
+        <w:rPr>
+          <w:rFonts w:ascii="Bookman Old Style" w:hAnsi="Bookman Old Style"/>
+          <w:sz w:val="22"/>
+          <w:szCs w:val="22"/>
+        </w:rPr>
+        <w:t xml:space="preserve"> una proficua e reciproca collaborazione, La preghiamo di renderci copia della presente firmata in segno di benestare ed accettazione. </w:t>
       </w:r>
     </w:p>
     <w:p>
@@ -545,9 +639,25 @@
           <w:rFonts w:ascii="Bookman Old Style" w:hAnsi="Bookman Old Style"/>
           <w:sz w:val="22"/>
           <w:szCs w:val="22"/>
+        </w:rPr>
+        <w:t>{{</w:t>
+      </w:r>
+      <w:r>
+        <w:rPr>
+          <w:rFonts w:ascii="Bookman Old Style" w:hAnsi="Bookman Old Style"/>
+          <w:sz w:val="22"/>
+          <w:szCs w:val="22"/>
           <w:highlight w:val="yellow"/>
         </w:rPr>
         <w:t>BAGGIO ROBERTO</w:t>
+      </w:r>
+      <w:r>
+        <w:rPr>
+          <w:rFonts w:ascii="Bookman Old Style" w:hAnsi="Bookman Old Style"/>
+          <w:sz w:val="22"/>
+          <w:szCs w:val="22"/>
+        </w:rPr>
+        <w:t>}}</w:t>
       </w:r>
       <w:r>
         <w:rPr>
@@ -730,7 +840,33 @@
               <w:szCs w:val="14"/>
               <w:lang w:val="en-GB"/>
             </w:rPr>
-            <w:t xml:space="preserve">HQ Engineering S.r.l. </w:t>
+            <w:t xml:space="preserve">HQ Engineering </w:t>
+          </w:r>
+          <w:proofErr w:type="spellStart"/>
+          <w:r>
+            <w:rPr>
+              <w:rFonts w:cs="Arial"/>
+              <w:b/>
+              <w:smallCaps/>
+              <w:color w:val="365F91"/>
+              <w:sz w:val="18"/>
+              <w:szCs w:val="14"/>
+              <w:lang w:val="en-GB"/>
+            </w:rPr>
+            <w:t>S.r.l</w:t>
+          </w:r>
+          <w:proofErr w:type="spellEnd"/>
+          <w:r>
+            <w:rPr>
+              <w:rFonts w:cs="Arial"/>
+              <w:b/>
+              <w:smallCaps/>
+              <w:color w:val="365F91"/>
+              <w:sz w:val="18"/>
+              <w:szCs w:val="14"/>
+              <w:lang w:val="en-GB"/>
+            </w:rPr>
+            <w:t xml:space="preserve">. </w:t>
           </w:r>
         </w:p>
         <w:p>
@@ -866,7 +1002,29 @@
               <w:sz w:val="14"/>
               <w:szCs w:val="14"/>
             </w:rPr>
-            <w:t>10.000 €  i.v.</w:t>
+            <w:t xml:space="preserve">10.000 €  </w:t>
+          </w:r>
+          <w:proofErr w:type="spellStart"/>
+          <w:r>
+            <w:rPr>
+              <w:rFonts w:cs="Arial"/>
+              <w:smallCaps/>
+              <w:color w:val="365F91"/>
+              <w:sz w:val="14"/>
+              <w:szCs w:val="14"/>
+            </w:rPr>
+            <w:t>i.v</w:t>
+          </w:r>
+          <w:proofErr w:type="spellEnd"/>
+          <w:r>
+            <w:rPr>
+              <w:rFonts w:cs="Arial"/>
+              <w:smallCaps/>
+              <w:color w:val="365F91"/>
+              <w:sz w:val="14"/>
+              <w:szCs w:val="14"/>
+            </w:rPr>
+            <w:t>.</w:t>
           </w:r>
         </w:p>
       </w:tc>
@@ -3415,8 +3573,8 @@
     <w:name w:val="Contenuto cornice"/>
     <w:basedOn w:val="Normale"/>
   </w:style>
-  <w:style w:type="paragraph" w:customStyle="1" w:styleId="Title">
-    <w:name w:val="Title"/>
+  <w:style w:type="paragraph" w:customStyle="1" w:styleId="Titolo30">
+    <w:name w:val="Titolo3"/>
     <w:basedOn w:val="Normale"/>
     <w:pPr>
       <w:spacing w:before="83"/>
